--- a/fixtures/docx/rev-table-cells.docx
+++ b/fixtures/docx/rev-table-cells.docx
@@ -12,7 +12,7 @@
         <w:tblW w:w="12035" w:type="dxa"/>
         <w:tblLayout w:type="fixed"/>
         <w:tblLook w:val="0000" w:firstRow="0" w:lastRow="0" w:firstColumn="0" w:lastColumn="0" w:noHBand="0" w:noVBand="0"/>
-        <w:tblPrChange w:id="0" w:author="Author A" w:date="2026-10-11T15:20:00Z" w16du:dateUtc="2026-10-11T14:20:00Z">
+        <w:tblPrChange w:id="0" w:author="Author A" w:date="2026-10-11T18:21:00Z" w16du:dateUtc="2026-10-11T17:21:00Z">
           <w:tblPr>
             <w:tblW w:w="0" w:type="nil"/>
             <w:tblLayout w:type="fixed"/>
@@ -40,7 +40,7 @@
             <w:top w:w="0" w:type="dxa"/>
             <w:bottom w:w="0" w:type="dxa"/>
           </w:tblCellMar>
-          <w:tblPrExChange w:id="2" w:author="Author A" w:date="2026-10-11T15:20:00Z" w16du:dateUtc="2026-10-11T14:20:00Z">
+          <w:tblPrExChange w:id="2" w:author="Author A" w:date="2026-10-11T18:21:00Z" w16du:dateUtc="2026-10-11T17:21:00Z">
             <w:tblPrEx>
               <w:tblCellMar>
                 <w:top w:w="0" w:type="dxa"/>
@@ -52,7 +52,7 @@
         <w:trPr>
           <w:gridAfter w:val="1"/>
           <w:wAfter w:w="3009" w:type="dxa"/>
-          <w:trPrChange w:id="3" w:author="Author A" w:date="2026-10-11T15:20:00Z" w16du:dateUtc="2026-10-11T14:20:00Z">
+          <w:trPrChange w:id="3" w:author="Author A" w:date="2026-10-11T18:21:00Z" w16du:dateUtc="2026-10-11T17:21:00Z">
             <w:trPr>
               <w:gridAfter w:val="1"/>
             </w:trPr>
@@ -61,7 +61,7 @@
         <w:tc>
           <w:tcPr>
             <w:tcW w:w="3008" w:type="dxa"/>
-            <w:tcPrChange w:id="4" w:author="Author A" w:date="2026-10-11T15:20:00Z" w16du:dateUtc="2026-10-11T14:20:00Z">
+            <w:tcPrChange w:id="4" w:author="Author A" w:date="2026-10-11T18:21:00Z" w16du:dateUtc="2026-10-11T17:21:00Z">
               <w:tcPr>
                 <w:tcW w:w="3008" w:type="dxa"/>
               </w:tcPr>
@@ -76,7 +76,7 @@
         <w:tc>
           <w:tcPr>
             <w:tcW w:w="3009" w:type="dxa"/>
-            <w:tcPrChange w:id="5" w:author="Author A" w:date="2026-10-11T15:20:00Z" w16du:dateUtc="2026-10-11T14:20:00Z">
+            <w:tcPrChange w:id="5" w:author="Author A" w:date="2026-10-11T18:21:00Z" w16du:dateUtc="2026-10-11T17:21:00Z">
               <w:tcPr>
                 <w:tcW w:w="3009" w:type="dxa"/>
               </w:tcPr>
@@ -91,7 +91,7 @@
         <w:tc>
           <w:tcPr>
             <w:tcW w:w="3009" w:type="dxa"/>
-            <w:tcPrChange w:id="6" w:author="Author A" w:date="2026-10-11T15:20:00Z" w16du:dateUtc="2026-10-11T14:20:00Z">
+            <w:tcPrChange w:id="6" w:author="Author A" w:date="2026-10-11T18:21:00Z" w16du:dateUtc="2026-10-11T17:21:00Z">
               <w:tcPr>
                 <w:tcW w:w="3009" w:type="dxa"/>
               </w:tcPr>
@@ -110,7 +110,7 @@
             <w:top w:w="0" w:type="dxa"/>
             <w:bottom w:w="0" w:type="dxa"/>
           </w:tblCellMar>
-          <w:tblPrExChange w:id="7" w:author="Author A" w:date="2026-10-11T15:20:00Z" w16du:dateUtc="2026-10-11T14:20:00Z">
+          <w:tblPrExChange w:id="7" w:author="Author A" w:date="2026-10-11T18:21:00Z" w16du:dateUtc="2026-10-11T17:21:00Z">
             <w:tblPrEx>
               <w:tblCellMar>
                 <w:top w:w="0" w:type="dxa"/>
@@ -122,7 +122,7 @@
         <w:tc>
           <w:tcPr>
             <w:tcW w:w="3008" w:type="dxa"/>
-            <w:tcPrChange w:id="8" w:author="Author A" w:date="2026-10-11T15:20:00Z" w16du:dateUtc="2026-10-11T14:20:00Z">
+            <w:tcPrChange w:id="8" w:author="Author A" w:date="2026-10-11T18:21:00Z" w16du:dateUtc="2026-10-11T17:21:00Z">
               <w:tcPr>
                 <w:tcW w:w="3008" w:type="dxa"/>
               </w:tcPr>
@@ -137,7 +137,7 @@
         <w:tc>
           <w:tcPr>
             <w:tcW w:w="3009" w:type="dxa"/>
-            <w:tcPrChange w:id="9" w:author="Author A" w:date="2026-10-11T15:20:00Z" w16du:dateUtc="2026-10-11T14:20:00Z">
+            <w:tcPrChange w:id="9" w:author="Author A" w:date="2026-10-11T18:21:00Z" w16du:dateUtc="2026-10-11T17:21:00Z">
               <w:tcPr>
                 <w:tcW w:w="3009" w:type="dxa"/>
               </w:tcPr>
@@ -148,7 +148,7 @@
         <w:tc>
           <w:tcPr>
             <w:tcW w:w="3009" w:type="dxa"/>
-            <w:tcPrChange w:id="10" w:author="Author A" w:date="2026-10-11T15:20:00Z" w16du:dateUtc="2026-10-11T14:20:00Z">
+            <w:tcPrChange w:id="10" w:author="Author A" w:date="2026-10-11T18:21:00Z" w16du:dateUtc="2026-10-11T17:21:00Z">
               <w:tcPr>
                 <w:tcW w:w="3009" w:type="dxa"/>
               </w:tcPr>
@@ -163,7 +163,7 @@
         <w:tc>
           <w:tcPr>
             <w:tcW w:w="3009" w:type="dxa"/>
-            <w:tcPrChange w:id="11" w:author="Author A" w:date="2026-10-11T15:20:00Z" w16du:dateUtc="2026-10-11T14:20:00Z">
+            <w:tcPrChange w:id="11" w:author="Author A" w:date="2026-10-11T18:21:00Z" w16du:dateUtc="2026-10-11T17:21:00Z">
               <w:tcPr>
                 <w:tcW w:w="3009" w:type="dxa"/>
               </w:tcPr>
@@ -182,7 +182,7 @@
             <w:top w:w="0" w:type="dxa"/>
             <w:bottom w:w="0" w:type="dxa"/>
           </w:tblCellMar>
-          <w:tblPrExChange w:id="12" w:author="Author A" w:date="2026-10-11T15:20:00Z" w16du:dateUtc="2026-10-11T14:20:00Z">
+          <w:tblPrExChange w:id="12" w:author="Author A" w:date="2026-10-11T18:21:00Z" w16du:dateUtc="2026-10-11T17:21:00Z">
             <w:tblPrEx>
               <w:tblCellMar>
                 <w:top w:w="0" w:type="dxa"/>
@@ -194,7 +194,7 @@
         <w:trPr>
           <w:gridAfter w:val="1"/>
           <w:wAfter w:w="3009" w:type="dxa"/>
-          <w:trPrChange w:id="13" w:author="Author A" w:date="2026-10-11T15:20:00Z" w16du:dateUtc="2026-10-11T14:20:00Z">
+          <w:trPrChange w:id="13" w:author="Author A" w:date="2026-10-11T18:21:00Z" w16du:dateUtc="2026-10-11T17:21:00Z">
             <w:trPr>
               <w:gridAfter w:val="1"/>
             </w:trPr>
@@ -203,7 +203,7 @@
         <w:tc>
           <w:tcPr>
             <w:tcW w:w="3008" w:type="dxa"/>
-            <w:tcPrChange w:id="14" w:author="Author A" w:date="2026-10-11T15:20:00Z" w16du:dateUtc="2026-10-11T14:20:00Z">
+            <w:tcPrChange w:id="14" w:author="Author A" w:date="2026-10-11T18:21:00Z" w16du:dateUtc="2026-10-11T17:21:00Z">
               <w:tcPr>
                 <w:tcW w:w="3008" w:type="dxa"/>
               </w:tcPr>
@@ -218,7 +218,7 @@
         <w:tc>
           <w:tcPr>
             <w:tcW w:w="3009" w:type="dxa"/>
-            <w:tcPrChange w:id="15" w:author="Author A" w:date="2026-10-11T15:20:00Z" w16du:dateUtc="2026-10-11T14:20:00Z">
+            <w:tcPrChange w:id="15" w:author="Author A" w:date="2026-10-11T18:21:00Z" w16du:dateUtc="2026-10-11T17:21:00Z">
               <w:tcPr>
                 <w:tcW w:w="3009" w:type="dxa"/>
               </w:tcPr>
@@ -233,14 +233,14 @@
         <w:tc>
           <w:tcPr>
             <w:tcW w:w="3009" w:type="dxa"/>
-            <w:tcPrChange w:id="16" w:author="Author A" w:date="2026-10-11T15:20:00Z" w16du:dateUtc="2026-10-11T14:20:00Z">
+            <w:tcPrChange w:id="16" w:author="Author A" w:date="2026-10-11T18:21:00Z" w16du:dateUtc="2026-10-11T17:21:00Z">
               <w:tcPr>
                 <w:tcW w:w="3009" w:type="dxa"/>
               </w:tcPr>
             </w:tcPrChange>
           </w:tcPr>
           <w:p>
-            <w:del w:id="17" w:author="Author A" w:date="2026-10-11T15:20:00Z" w16du:dateUtc="2026-10-11T14:20:00Z">
+            <w:del w:id="17" w:author="Author A" w:date="2026-10-11T18:21:00Z" w16du:dateUtc="2026-10-11T17:21:00Z">
               <w:r>
                 <w:delText>R3C3</w:delText>
               </w:r>
@@ -680,7 +680,7 @@
     <w:link w:val="Heading1Char"/>
     <w:uiPriority w:val="9"/>
     <w:qFormat/>
-    <w:rsid w:val="00F81D03"/>
+    <w:rsid w:val="00251418"/>
     <w:pPr>
       <w:keepNext/>
       <w:keepLines/>
@@ -703,7 +703,7 @@
     <w:semiHidden/>
     <w:unhideWhenUsed/>
     <w:qFormat/>
-    <w:rsid w:val="00F81D03"/>
+    <w:rsid w:val="00251418"/>
     <w:pPr>
       <w:keepNext/>
       <w:keepLines/>
@@ -726,7 +726,7 @@
     <w:semiHidden/>
     <w:unhideWhenUsed/>
     <w:qFormat/>
-    <w:rsid w:val="00F81D03"/>
+    <w:rsid w:val="00251418"/>
     <w:pPr>
       <w:keepNext/>
       <w:keepLines/>
@@ -749,7 +749,7 @@
     <w:semiHidden/>
     <w:unhideWhenUsed/>
     <w:qFormat/>
-    <w:rsid w:val="00F81D03"/>
+    <w:rsid w:val="00251418"/>
     <w:pPr>
       <w:keepNext/>
       <w:keepLines/>
@@ -772,7 +772,7 @@
     <w:semiHidden/>
     <w:unhideWhenUsed/>
     <w:qFormat/>
-    <w:rsid w:val="00F81D03"/>
+    <w:rsid w:val="00251418"/>
     <w:pPr>
       <w:keepNext/>
       <w:keepLines/>
@@ -793,7 +793,7 @@
     <w:semiHidden/>
     <w:unhideWhenUsed/>
     <w:qFormat/>
-    <w:rsid w:val="00F81D03"/>
+    <w:rsid w:val="00251418"/>
     <w:pPr>
       <w:keepNext/>
       <w:keepLines/>
@@ -816,7 +816,7 @@
     <w:semiHidden/>
     <w:unhideWhenUsed/>
     <w:qFormat/>
-    <w:rsid w:val="00F81D03"/>
+    <w:rsid w:val="00251418"/>
     <w:pPr>
       <w:keepNext/>
       <w:keepLines/>
@@ -837,7 +837,7 @@
     <w:semiHidden/>
     <w:unhideWhenUsed/>
     <w:qFormat/>
-    <w:rsid w:val="00F81D03"/>
+    <w:rsid w:val="00251418"/>
     <w:pPr>
       <w:keepNext/>
       <w:keepLines/>
@@ -860,7 +860,7 @@
     <w:semiHidden/>
     <w:unhideWhenUsed/>
     <w:qFormat/>
-    <w:rsid w:val="00F81D03"/>
+    <w:rsid w:val="00251418"/>
     <w:pPr>
       <w:keepNext/>
       <w:keepLines/>
@@ -904,7 +904,7 @@
     <w:basedOn w:val="DefaultParagraphFont"/>
     <w:link w:val="Heading1"/>
     <w:uiPriority w:val="9"/>
-    <w:rsid w:val="00F81D03"/>
+    <w:rsid w:val="00251418"/>
     <w:rPr>
       <w:rFonts w:asciiTheme="majorHAnsi" w:eastAsiaTheme="majorEastAsia" w:hAnsiTheme="majorHAnsi" w:cstheme="majorBidi"/>
       <w:color w:val="2F5496" w:themeColor="accent1" w:themeShade="BF"/>
@@ -918,7 +918,7 @@
     <w:link w:val="Heading2"/>
     <w:uiPriority w:val="9"/>
     <w:semiHidden/>
-    <w:rsid w:val="00F81D03"/>
+    <w:rsid w:val="00251418"/>
     <w:rPr>
       <w:rFonts w:asciiTheme="majorHAnsi" w:eastAsiaTheme="majorEastAsia" w:hAnsiTheme="majorHAnsi" w:cstheme="majorBidi"/>
       <w:color w:val="2F5496" w:themeColor="accent1" w:themeShade="BF"/>
@@ -932,7 +932,7 @@
     <w:link w:val="Heading3"/>
     <w:uiPriority w:val="9"/>
     <w:semiHidden/>
-    <w:rsid w:val="00F81D03"/>
+    <w:rsid w:val="00251418"/>
     <w:rPr>
       <w:rFonts w:eastAsiaTheme="majorEastAsia" w:cstheme="majorBidi"/>
       <w:color w:val="2F5496" w:themeColor="accent1" w:themeShade="BF"/>
@@ -946,7 +946,7 @@
     <w:link w:val="Heading4"/>
     <w:uiPriority w:val="9"/>
     <w:semiHidden/>
-    <w:rsid w:val="00F81D03"/>
+    <w:rsid w:val="00251418"/>
     <w:rPr>
       <w:rFonts w:eastAsiaTheme="majorEastAsia" w:cstheme="majorBidi"/>
       <w:i/>
@@ -960,7 +960,7 @@
     <w:link w:val="Heading5"/>
     <w:uiPriority w:val="9"/>
     <w:semiHidden/>
-    <w:rsid w:val="00F81D03"/>
+    <w:rsid w:val="00251418"/>
     <w:rPr>
       <w:rFonts w:eastAsiaTheme="majorEastAsia" w:cstheme="majorBidi"/>
       <w:color w:val="2F5496" w:themeColor="accent1" w:themeShade="BF"/>
@@ -972,7 +972,7 @@
     <w:link w:val="Heading6"/>
     <w:uiPriority w:val="9"/>
     <w:semiHidden/>
-    <w:rsid w:val="00F81D03"/>
+    <w:rsid w:val="00251418"/>
     <w:rPr>
       <w:rFonts w:eastAsiaTheme="majorEastAsia" w:cstheme="majorBidi"/>
       <w:i/>
@@ -986,7 +986,7 @@
     <w:link w:val="Heading7"/>
     <w:uiPriority w:val="9"/>
     <w:semiHidden/>
-    <w:rsid w:val="00F81D03"/>
+    <w:rsid w:val="00251418"/>
     <w:rPr>
       <w:rFonts w:eastAsiaTheme="majorEastAsia" w:cstheme="majorBidi"/>
       <w:color w:val="595959" w:themeColor="text1" w:themeTint="A6"/>
@@ -998,7 +998,7 @@
     <w:link w:val="Heading8"/>
     <w:uiPriority w:val="9"/>
     <w:semiHidden/>
-    <w:rsid w:val="00F81D03"/>
+    <w:rsid w:val="00251418"/>
     <w:rPr>
       <w:rFonts w:eastAsiaTheme="majorEastAsia" w:cstheme="majorBidi"/>
       <w:i/>
@@ -1012,7 +1012,7 @@
     <w:link w:val="Heading9"/>
     <w:uiPriority w:val="9"/>
     <w:semiHidden/>
-    <w:rsid w:val="00F81D03"/>
+    <w:rsid w:val="00251418"/>
     <w:rPr>
       <w:rFonts w:eastAsiaTheme="majorEastAsia" w:cstheme="majorBidi"/>
       <w:color w:val="272727" w:themeColor="text1" w:themeTint="D8"/>
@@ -1025,7 +1025,7 @@
     <w:link w:val="TitleChar"/>
     <w:uiPriority w:val="10"/>
     <w:qFormat/>
-    <w:rsid w:val="00F81D03"/>
+    <w:rsid w:val="00251418"/>
     <w:pPr>
       <w:spacing w:after="80" w:line="240" w:lineRule="auto"/>
       <w:contextualSpacing/>
@@ -1043,7 +1043,7 @@
     <w:basedOn w:val="DefaultParagraphFont"/>
     <w:link w:val="Title"/>
     <w:uiPriority w:val="10"/>
-    <w:rsid w:val="00F81D03"/>
+    <w:rsid w:val="00251418"/>
     <w:rPr>
       <w:rFonts w:asciiTheme="majorHAnsi" w:eastAsiaTheme="majorEastAsia" w:hAnsiTheme="majorHAnsi" w:cstheme="majorBidi"/>
       <w:spacing w:val="-10"/>
@@ -1059,7 +1059,7 @@
     <w:link w:val="SubtitleChar"/>
     <w:uiPriority w:val="11"/>
     <w:qFormat/>
-    <w:rsid w:val="00F81D03"/>
+    <w:rsid w:val="00251418"/>
     <w:pPr>
       <w:numPr>
         <w:ilvl w:val="1"/>
@@ -1078,7 +1078,7 @@
     <w:basedOn w:val="DefaultParagraphFont"/>
     <w:link w:val="Subtitle"/>
     <w:uiPriority w:val="11"/>
-    <w:rsid w:val="00F81D03"/>
+    <w:rsid w:val="00251418"/>
     <w:rPr>
       <w:rFonts w:eastAsiaTheme="majorEastAsia" w:cstheme="majorBidi"/>
       <w:color w:val="595959" w:themeColor="text1" w:themeTint="A6"/>
@@ -1094,7 +1094,7 @@
     <w:link w:val="QuoteChar"/>
     <w:uiPriority w:val="29"/>
     <w:qFormat/>
-    <w:rsid w:val="00F81D03"/>
+    <w:rsid w:val="00251418"/>
     <w:pPr>
       <w:spacing w:before="160"/>
       <w:jc w:val="center"/>
@@ -1110,7 +1110,7 @@
     <w:basedOn w:val="DefaultParagraphFont"/>
     <w:link w:val="Quote"/>
     <w:uiPriority w:val="29"/>
-    <w:rsid w:val="00F81D03"/>
+    <w:rsid w:val="00251418"/>
     <w:rPr>
       <w:i/>
       <w:iCs/>
@@ -1122,7 +1122,7 @@
     <w:basedOn w:val="Normal"/>
     <w:uiPriority w:val="34"/>
     <w:qFormat/>
-    <w:rsid w:val="00F81D03"/>
+    <w:rsid w:val="00251418"/>
     <w:pPr>
       <w:ind w:left="720"/>
       <w:contextualSpacing/>
@@ -1133,7 +1133,7 @@
     <w:basedOn w:val="DefaultParagraphFont"/>
     <w:uiPriority w:val="21"/>
     <w:qFormat/>
-    <w:rsid w:val="00F81D03"/>
+    <w:rsid w:val="00251418"/>
     <w:rPr>
       <w:i/>
       <w:iCs/>
@@ -1147,7 +1147,7 @@
     <w:link w:val="IntenseQuoteChar"/>
     <w:uiPriority w:val="30"/>
     <w:qFormat/>
-    <w:rsid w:val="00F81D03"/>
+    <w:rsid w:val="00251418"/>
     <w:pPr>
       <w:pBdr>
         <w:top w:val="single" w:sz="4" w:space="10" w:color="2F5496" w:themeColor="accent1" w:themeShade="BF"/>
@@ -1168,7 +1168,7 @@
     <w:basedOn w:val="DefaultParagraphFont"/>
     <w:link w:val="IntenseQuote"/>
     <w:uiPriority w:val="30"/>
-    <w:rsid w:val="00F81D03"/>
+    <w:rsid w:val="00251418"/>
     <w:rPr>
       <w:i/>
       <w:iCs/>
@@ -1180,7 +1180,7 @@
     <w:basedOn w:val="DefaultParagraphFont"/>
     <w:uiPriority w:val="32"/>
     <w:qFormat/>
-    <w:rsid w:val="00F81D03"/>
+    <w:rsid w:val="00251418"/>
     <w:rPr>
       <w:b/>
       <w:bCs/>
@@ -1194,7 +1194,7 @@
     <w:hidden/>
     <w:uiPriority w:val="99"/>
     <w:semiHidden/>
-    <w:rsid w:val="00F81D03"/>
+    <w:rsid w:val="00251418"/>
     <w:pPr>
       <w:spacing w:after="0" w:line="240" w:lineRule="auto"/>
     </w:pPr>
